--- a/Exc4/ADR.docx
+++ b/Exc4/ADR.docx
@@ -13,7 +13,7 @@
           <w:color w:val="000000"/>
           <w:sz w:val="26"/>
           <w:szCs w:val="26"/>
-          <w:lang w:val="en-US"/>
+          <w:lang w:val="ru-RU"/>
         </w:rPr>
       </w:pPr>
       <w:bookmarkStart w:id="0" w:name="_b7urdng99y53" w:colFirst="0" w:colLast="0"/>
@@ -2011,6 +2011,66 @@
         <w:t>Текущие ограничения по API и технологии могут затруднить прямую интеграцию, что требует использования файлов, увеличивая сложность процесса.</w:t>
       </w:r>
     </w:p>
+    <w:p>
+      <w:pPr>
+        <w:spacing w:before="240" w:after="240"/>
+        <w:rPr>
+          <w:lang w:val="ru-RU"/>
+        </w:rPr>
+      </w:pPr>
+      <w:r>
+        <w:rPr>
+          <w:lang w:val="ru-RU"/>
+        </w:rPr>
+        <w:t xml:space="preserve">  </w:t>
+      </w:r>
+      <w:r>
+        <w:rPr>
+          <w:b/>
+          <w:bCs/>
+          <w:lang w:val="ru-RU"/>
+        </w:rPr>
+        <w:t>Вероятность фишинг-атак</w:t>
+      </w:r>
+      <w:r>
+        <w:rPr>
+          <w:lang w:val="ru-RU"/>
+        </w:rPr>
+        <w:t>:</w:t>
+      </w:r>
+    </w:p>
+    <w:p>
+      <w:pPr>
+        <w:numPr>
+          <w:ilvl w:val="0"/>
+          <w:numId w:val="7"/>
+        </w:numPr>
+        <w:spacing w:before="240" w:after="240"/>
+        <w:rPr>
+          <w:lang w:val="ru-RU"/>
+        </w:rPr>
+      </w:pPr>
+      <w:r>
+        <w:rPr>
+          <w:lang w:val="ru-RU"/>
+        </w:rPr>
+        <w:t>Отправление данных через электронную почту подвержено фишингу</w:t>
+      </w:r>
+      <w:r>
+        <w:rPr>
+          <w:lang w:val="ru-RU"/>
+        </w:rPr>
+        <w:t>.</w:t>
+      </w:r>
+    </w:p>
+    <w:p>
+      <w:pPr>
+        <w:spacing w:before="240" w:after="240"/>
+        <w:rPr>
+          <w:lang w:val="ru-RU"/>
+        </w:rPr>
+      </w:pPr>
+    </w:p>
     <w:p/>
     <w:sectPr>
       <w:pgSz w:w="11909" w:h="16834"/>
@@ -3604,6 +3664,7 @@
   <w:style w:type="character" w:default="1" w:styleId="a0">
     <w:name w:val="Default Paragraph Font"/>
     <w:uiPriority w:val="1"/>
+    <w:semiHidden/>
     <w:unhideWhenUsed/>
   </w:style>
   <w:style w:type="table" w:default="1" w:styleId="a1">
